--- a/Fiches-descriptive/Fiche-descriptive_Gerer_les_affectations_du_materiel.docx
+++ b/Fiches-descriptive/Fiche-descriptive_Gerer_les_affectations_du_materiel.docx
@@ -765,6 +765,15 @@
               </w:rPr>
               <w:t>montrer les matériels qui ne sont pas dans la salle sélectionnée</w:t>
             </w:r>
+            <w:r>
+              <w:rPr>
+                <w:rFonts w:ascii="Arial" w:hAnsi="Arial" w:cs="Arial"/>
+                <w:noProof/>
+                <w:sz w:val="20"/>
+                <w:szCs w:val="20"/>
+              </w:rPr>
+              <w:t xml:space="preserve"> et qui sont disponible</w:t>
+            </w:r>
           </w:p>
           <w:p>
             <w:pPr>
@@ -788,7 +797,70 @@
                 <w:sz w:val="20"/>
                 <w:szCs w:val="20"/>
               </w:rPr>
-              <w:t>message indiquant le matériel à bien été affecté</w:t>
+              <w:t>message indiquant le</w:t>
+            </w:r>
+            <w:r>
+              <w:rPr>
+                <w:rFonts w:ascii="Arial" w:hAnsi="Arial" w:cs="Arial"/>
+                <w:noProof/>
+                <w:sz w:val="20"/>
+                <w:szCs w:val="20"/>
+              </w:rPr>
+              <w:t>s</w:t>
+            </w:r>
+            <w:r>
+              <w:rPr>
+                <w:rFonts w:ascii="Arial" w:hAnsi="Arial" w:cs="Arial"/>
+                <w:noProof/>
+                <w:sz w:val="20"/>
+                <w:szCs w:val="20"/>
+              </w:rPr>
+              <w:t xml:space="preserve"> matériel</w:t>
+            </w:r>
+            <w:r>
+              <w:rPr>
+                <w:rFonts w:ascii="Arial" w:hAnsi="Arial" w:cs="Arial"/>
+                <w:noProof/>
+                <w:sz w:val="20"/>
+                <w:szCs w:val="20"/>
+              </w:rPr>
+              <w:t>s</w:t>
+            </w:r>
+            <w:r>
+              <w:rPr>
+                <w:rFonts w:ascii="Arial" w:hAnsi="Arial" w:cs="Arial"/>
+                <w:noProof/>
+                <w:sz w:val="20"/>
+                <w:szCs w:val="20"/>
+              </w:rPr>
+              <w:t xml:space="preserve"> </w:t>
+            </w:r>
+            <w:r>
+              <w:rPr>
+                <w:rFonts w:ascii="Arial" w:hAnsi="Arial" w:cs="Arial"/>
+                <w:noProof/>
+                <w:sz w:val="20"/>
+                <w:szCs w:val="20"/>
+              </w:rPr>
+              <w:t>ont</w:t>
+            </w:r>
+            <w:r>
+              <w:rPr>
+                <w:rFonts w:ascii="Arial" w:hAnsi="Arial" w:cs="Arial"/>
+                <w:noProof/>
+                <w:sz w:val="20"/>
+                <w:szCs w:val="20"/>
+              </w:rPr>
+              <w:t xml:space="preserve"> bien été affecté</w:t>
+            </w:r>
+            <w:r>
+              <w:rPr>
+                <w:rFonts w:ascii="Arial" w:hAnsi="Arial" w:cs="Arial"/>
+                <w:noProof/>
+                <w:sz w:val="20"/>
+                <w:szCs w:val="20"/>
+              </w:rPr>
+              <w:t>s</w:t>
             </w:r>
           </w:p>
         </w:tc>
@@ -832,9 +904,9 @@
         </w:rPr>
         <w:drawing>
           <wp:inline distT="0" distB="0" distL="0" distR="0">
-            <wp:extent cx="5760720" cy="3242310"/>
-            <wp:effectExtent l="0" t="0" r="0" b="0"/>
-            <wp:docPr id="1" name="Image 1"/>
+            <wp:extent cx="5760720" cy="2833370"/>
+            <wp:effectExtent l="0" t="0" r="0" b="5080"/>
+            <wp:docPr id="3" name="Image 3"/>
             <wp:cNvGraphicFramePr>
               <a:graphicFrameLocks xmlns:a="http://schemas.openxmlformats.org/drawingml/2006/main" noChangeAspect="1"/>
             </wp:cNvGraphicFramePr>
@@ -842,7 +914,7 @@
               <a:graphicData uri="http://schemas.openxmlformats.org/drawingml/2006/picture">
                 <pic:pic xmlns:pic="http://schemas.openxmlformats.org/drawingml/2006/picture">
                   <pic:nvPicPr>
-                    <pic:cNvPr id="1" name="transfert_materiel.png"/>
+                    <pic:cNvPr id="3" name="trnsfert.png"/>
                     <pic:cNvPicPr/>
                   </pic:nvPicPr>
                   <pic:blipFill>
@@ -860,7 +932,7 @@
                   <pic:spPr>
                     <a:xfrm>
                       <a:off x="0" y="0"/>
-                      <a:ext cx="5760720" cy="3242310"/>
+                      <a:ext cx="5760720" cy="2833370"/>
                     </a:xfrm>
                     <a:prstGeom prst="rect">
                       <a:avLst/>
@@ -889,7 +961,177 @@
         </w:r>
       </w:fldSimple>
       <w:r>
-        <w:t>: Page de transfert du matériel</w:t>
+        <w:t xml:space="preserve">: Page </w:t>
+      </w:r>
+      <w:r>
+        <w:t>Matériels</w:t>
+      </w:r>
+    </w:p>
+    <w:p>
+      <w:pPr>
+        <w:keepNext/>
+      </w:pPr>
+      <w:r>
+        <w:rPr>
+          <w:noProof/>
+        </w:rPr>
+        <w:lastRenderedPageBreak/>
+        <w:drawing>
+          <wp:inline distT="0" distB="0" distL="0" distR="0">
+            <wp:extent cx="5760720" cy="2840990"/>
+            <wp:effectExtent l="0" t="0" r="0" b="0"/>
+            <wp:docPr id="4" name="Image 4"/>
+            <wp:cNvGraphicFramePr>
+              <a:graphicFrameLocks xmlns:a="http://schemas.openxmlformats.org/drawingml/2006/main" noChangeAspect="1"/>
+            </wp:cNvGraphicFramePr>
+            <a:graphic xmlns:a="http://schemas.openxmlformats.org/drawingml/2006/main">
+              <a:graphicData uri="http://schemas.openxmlformats.org/drawingml/2006/picture">
+                <pic:pic xmlns:pic="http://schemas.openxmlformats.org/drawingml/2006/picture">
+                  <pic:nvPicPr>
+                    <pic:cNvPr id="4" name="transfert2.png"/>
+                    <pic:cNvPicPr/>
+                  </pic:nvPicPr>
+                  <pic:blipFill>
+                    <a:blip r:embed="rId6" cstate="print">
+                      <a:extLst>
+                        <a:ext uri="{28A0092B-C50C-407E-A947-70E740481C1C}">
+                          <a14:useLocalDpi xmlns:a14="http://schemas.microsoft.com/office/drawing/2010/main" val="0"/>
+                        </a:ext>
+                      </a:extLst>
+                    </a:blip>
+                    <a:stretch>
+                      <a:fillRect/>
+                    </a:stretch>
+                  </pic:blipFill>
+                  <pic:spPr>
+                    <a:xfrm>
+                      <a:off x="0" y="0"/>
+                      <a:ext cx="5760720" cy="2840990"/>
+                    </a:xfrm>
+                    <a:prstGeom prst="rect">
+                      <a:avLst/>
+                    </a:prstGeom>
+                  </pic:spPr>
+                </pic:pic>
+              </a:graphicData>
+            </a:graphic>
+          </wp:inline>
+        </w:drawing>
+      </w:r>
+    </w:p>
+    <w:p>
+      <w:pPr>
+        <w:pStyle w:val="Lgende"/>
+      </w:pPr>
+      <w:r>
+        <w:t xml:space="preserve">Figure </w:t>
+      </w:r>
+      <w:r>
+        <w:fldChar w:fldCharType="begin"/>
+      </w:r>
+      <w:r>
+        <w:instrText xml:space="preserve"> SEQ Figure \* ARABIC </w:instrText>
+      </w:r>
+      <w:r>
+        <w:fldChar w:fldCharType="separate"/>
+      </w:r>
+      <w:r>
+        <w:rPr>
+          <w:noProof/>
+        </w:rPr>
+        <w:t>2</w:t>
+      </w:r>
+      <w:r>
+        <w:rPr>
+          <w:noProof/>
+        </w:rPr>
+        <w:fldChar w:fldCharType="end"/>
+      </w:r>
+      <w:r>
+        <w:t>: Pop-up Affecter du matériel avant choix de salle</w:t>
+      </w:r>
+    </w:p>
+    <w:p>
+      <w:pPr>
+        <w:keepNext/>
+      </w:pPr>
+      <w:r>
+        <w:rPr>
+          <w:noProof/>
+        </w:rPr>
+        <w:drawing>
+          <wp:inline distT="0" distB="0" distL="0" distR="0">
+            <wp:extent cx="5760720" cy="2833370"/>
+            <wp:effectExtent l="0" t="0" r="0" b="5080"/>
+            <wp:docPr id="5" name="Image 5"/>
+            <wp:cNvGraphicFramePr>
+              <a:graphicFrameLocks xmlns:a="http://schemas.openxmlformats.org/drawingml/2006/main" noChangeAspect="1"/>
+            </wp:cNvGraphicFramePr>
+            <a:graphic xmlns:a="http://schemas.openxmlformats.org/drawingml/2006/main">
+              <a:graphicData uri="http://schemas.openxmlformats.org/drawingml/2006/picture">
+                <pic:pic xmlns:pic="http://schemas.openxmlformats.org/drawingml/2006/picture">
+                  <pic:nvPicPr>
+                    <pic:cNvPr id="5" name="transfert3.png"/>
+                    <pic:cNvPicPr/>
+                  </pic:nvPicPr>
+                  <pic:blipFill>
+                    <a:blip r:embed="rId7" cstate="print">
+                      <a:extLst>
+                        <a:ext uri="{28A0092B-C50C-407E-A947-70E740481C1C}">
+                          <a14:useLocalDpi xmlns:a14="http://schemas.microsoft.com/office/drawing/2010/main" val="0"/>
+                        </a:ext>
+                      </a:extLst>
+                    </a:blip>
+                    <a:stretch>
+                      <a:fillRect/>
+                    </a:stretch>
+                  </pic:blipFill>
+                  <pic:spPr>
+                    <a:xfrm>
+                      <a:off x="0" y="0"/>
+                      <a:ext cx="5760720" cy="2833370"/>
+                    </a:xfrm>
+                    <a:prstGeom prst="rect">
+                      <a:avLst/>
+                    </a:prstGeom>
+                  </pic:spPr>
+                </pic:pic>
+              </a:graphicData>
+            </a:graphic>
+          </wp:inline>
+        </w:drawing>
+      </w:r>
+    </w:p>
+    <w:p>
+      <w:pPr>
+        <w:pStyle w:val="Lgende"/>
+      </w:pPr>
+      <w:r>
+        <w:t xml:space="preserve">Figure </w:t>
+      </w:r>
+      <w:r>
+        <w:fldChar w:fldCharType="begin"/>
+      </w:r>
+      <w:r>
+        <w:instrText xml:space="preserve"> SEQ Figure \* ARABIC </w:instrText>
+      </w:r>
+      <w:r>
+        <w:fldChar w:fldCharType="separate"/>
+      </w:r>
+      <w:r>
+        <w:rPr>
+          <w:noProof/>
+        </w:rPr>
+        <w:t>3</w:t>
+      </w:r>
+      <w:r>
+        <w:rPr>
+          <w:noProof/>
+        </w:rPr>
+        <w:fldChar w:fldCharType="end"/>
+      </w:r>
+      <w:r>
+        <w:t>: Pop-up Affecter du matériel après un choix de salle</w:t>
       </w:r>
     </w:p>
     <w:p>
@@ -904,8 +1146,6 @@
         </w:rPr>
         <w:br w:type="page"/>
       </w:r>
-      <w:bookmarkStart w:id="0" w:name="_GoBack"/>
-      <w:bookmarkEnd w:id="0"/>
     </w:p>
     <w:tbl>
       <w:tblPr>
@@ -1060,6 +1300,15 @@
               </w:rPr>
               <w:t>connecté</w:t>
             </w:r>
+            <w:r>
+              <w:rPr>
+                <w:rFonts w:ascii="Arial" w:hAnsi="Arial" w:cs="Arial"/>
+                <w:noProof/>
+                <w:sz w:val="20"/>
+                <w:szCs w:val="20"/>
+              </w:rPr>
+              <w:t xml:space="preserve"> en tant qu Gestionanire</w:t>
+            </w:r>
           </w:p>
           <w:p>
             <w:pPr>
@@ -1085,6 +1334,15 @@
               </w:rPr>
               <w:t xml:space="preserve">L’utilisateur est sur la page </w:t>
             </w:r>
+            <w:r>
+              <w:rPr>
+                <w:rFonts w:ascii="Arial" w:hAnsi="Arial" w:cs="Arial"/>
+                <w:noProof/>
+                <w:sz w:val="20"/>
+                <w:szCs w:val="20"/>
+              </w:rPr>
+              <w:t>Matériels</w:t>
+            </w:r>
           </w:p>
           <w:p>
             <w:pPr>
@@ -1295,25 +1553,7 @@
                 <w:sz w:val="20"/>
                 <w:szCs w:val="20"/>
               </w:rPr>
-              <w:t xml:space="preserve">le </w:t>
-            </w:r>
-            <w:r>
-              <w:rPr>
-                <w:rFonts w:ascii="Arial" w:hAnsi="Arial" w:cs="Arial"/>
-                <w:noProof/>
-                <w:sz w:val="20"/>
-                <w:szCs w:val="20"/>
-              </w:rPr>
-              <w:t>Gestionnaire</w:t>
-            </w:r>
-            <w:r>
-              <w:rPr>
-                <w:rFonts w:ascii="Arial" w:hAnsi="Arial" w:cs="Arial"/>
-                <w:noProof/>
-                <w:sz w:val="20"/>
-                <w:szCs w:val="20"/>
-              </w:rPr>
-              <w:t xml:space="preserve"> choisit la salle dans lequelle il veut y affecter le matériel sélectionner</w:t>
+              <w:t>le Gestionnaire clic sur « Affecter du matériel »</w:t>
             </w:r>
           </w:p>
         </w:tc>
@@ -1328,13 +1568,27 @@
           </w:tcPr>
           <w:p>
             <w:pPr>
-              <w:rPr>
-                <w:rFonts w:ascii="Arial" w:hAnsi="Arial" w:cs="Arial"/>
-                <w:noProof/>
-                <w:sz w:val="20"/>
-                <w:szCs w:val="20"/>
-              </w:rPr>
-            </w:pPr>
+              <w:pStyle w:val="Paragraphedeliste"/>
+              <w:numPr>
+                <w:ilvl w:val="0"/>
+                <w:numId w:val="5"/>
+              </w:numPr>
+              <w:rPr>
+                <w:rFonts w:ascii="Arial" w:hAnsi="Arial" w:cs="Arial"/>
+                <w:noProof/>
+                <w:sz w:val="20"/>
+                <w:szCs w:val="20"/>
+              </w:rPr>
+            </w:pPr>
+            <w:r>
+              <w:rPr>
+                <w:rFonts w:ascii="Arial" w:hAnsi="Arial" w:cs="Arial"/>
+                <w:noProof/>
+                <w:sz w:val="20"/>
+                <w:szCs w:val="20"/>
+              </w:rPr>
+              <w:t>le Système ouvre un pop-up</w:t>
+            </w:r>
           </w:p>
         </w:tc>
         <w:tc>
@@ -1402,16 +1656,16 @@
                 <w:sz w:val="20"/>
                 <w:szCs w:val="20"/>
               </w:rPr>
-              <w:t xml:space="preserve">Gestionnaire </w:t>
-            </w:r>
-            <w:r>
-              <w:rPr>
-                <w:rFonts w:ascii="Arial" w:hAnsi="Arial" w:cs="Arial"/>
-                <w:noProof/>
-                <w:sz w:val="20"/>
-                <w:szCs w:val="20"/>
-              </w:rPr>
-              <w:t>choisit les matériels à affecter dans la salle</w:t>
+              <w:t>Gestionnaire</w:t>
+            </w:r>
+            <w:r>
+              <w:rPr>
+                <w:rFonts w:ascii="Arial" w:hAnsi="Arial" w:cs="Arial"/>
+                <w:noProof/>
+                <w:sz w:val="20"/>
+                <w:szCs w:val="20"/>
+              </w:rPr>
+              <w:t xml:space="preserve"> choisit la salle dans lequelle il veut y affecter le matériel sélectionner</w:t>
             </w:r>
           </w:p>
         </w:tc>
@@ -1426,13 +1680,27 @@
           </w:tcPr>
           <w:p>
             <w:pPr>
-              <w:rPr>
-                <w:rFonts w:ascii="Arial" w:hAnsi="Arial" w:cs="Arial"/>
-                <w:noProof/>
-                <w:sz w:val="20"/>
-                <w:szCs w:val="20"/>
-              </w:rPr>
-            </w:pPr>
+              <w:pStyle w:val="Paragraphedeliste"/>
+              <w:numPr>
+                <w:ilvl w:val="0"/>
+                <w:numId w:val="5"/>
+              </w:numPr>
+              <w:rPr>
+                <w:rFonts w:ascii="Arial" w:hAnsi="Arial" w:cs="Arial"/>
+                <w:noProof/>
+                <w:sz w:val="20"/>
+                <w:szCs w:val="20"/>
+              </w:rPr>
+            </w:pPr>
+            <w:r>
+              <w:rPr>
+                <w:rFonts w:ascii="Arial" w:hAnsi="Arial" w:cs="Arial"/>
+                <w:noProof/>
+                <w:sz w:val="20"/>
+                <w:szCs w:val="20"/>
+              </w:rPr>
+              <w:t>le Système affiche les matériels disponibles</w:t>
+            </w:r>
           </w:p>
         </w:tc>
         <w:tc>
@@ -1479,16 +1747,14 @@
               </w:numPr>
               <w:rPr>
                 <w:rFonts w:ascii="Arial" w:hAnsi="Arial" w:cs="Arial"/>
-                <w:iCs/>
-                <w:noProof/>
-                <w:sz w:val="20"/>
-                <w:szCs w:val="20"/>
-              </w:rPr>
-            </w:pPr>
-            <w:r>
-              <w:rPr>
-                <w:rFonts w:ascii="Arial" w:hAnsi="Arial" w:cs="Arial"/>
-                <w:iCs/>
+                <w:noProof/>
+                <w:sz w:val="20"/>
+                <w:szCs w:val="20"/>
+              </w:rPr>
+            </w:pPr>
+            <w:r>
+              <w:rPr>
+                <w:rFonts w:ascii="Arial" w:hAnsi="Arial" w:cs="Arial"/>
                 <w:noProof/>
                 <w:sz w:val="20"/>
                 <w:szCs w:val="20"/>
@@ -1507,18 +1773,81 @@
             <w:r>
               <w:rPr>
                 <w:rFonts w:ascii="Arial" w:hAnsi="Arial" w:cs="Arial"/>
-                <w:iCs/>
-                <w:noProof/>
-                <w:sz w:val="20"/>
-                <w:szCs w:val="20"/>
-              </w:rPr>
-              <w:t>appuie sur le bouton enregistrer</w:t>
+                <w:noProof/>
+                <w:sz w:val="20"/>
+                <w:szCs w:val="20"/>
+              </w:rPr>
+              <w:t xml:space="preserve">choisit les matériels à affecter </w:t>
+            </w:r>
+            <w:r>
+              <w:rPr>
+                <w:rFonts w:ascii="Arial" w:hAnsi="Arial" w:cs="Arial"/>
+                <w:noProof/>
+                <w:sz w:val="20"/>
+                <w:szCs w:val="20"/>
+              </w:rPr>
+              <w:t>à</w:t>
+            </w:r>
+            <w:r>
+              <w:rPr>
+                <w:rFonts w:ascii="Arial" w:hAnsi="Arial" w:cs="Arial"/>
+                <w:noProof/>
+                <w:sz w:val="20"/>
+                <w:szCs w:val="20"/>
+              </w:rPr>
+              <w:t xml:space="preserve"> la salle</w:t>
             </w:r>
           </w:p>
         </w:tc>
         <w:tc>
           <w:tcPr>
             <w:tcW w:w="3544" w:type="dxa"/>
+            <w:tcBorders>
+              <w:top w:val="nil"/>
+              <w:bottom w:val="single" w:sz="4" w:space="0" w:color="auto"/>
+            </w:tcBorders>
+            <w:vAlign w:val="center"/>
+          </w:tcPr>
+          <w:p>
+            <w:pPr>
+              <w:rPr>
+                <w:rFonts w:ascii="Arial" w:hAnsi="Arial" w:cs="Arial"/>
+                <w:noProof/>
+                <w:sz w:val="20"/>
+                <w:szCs w:val="20"/>
+              </w:rPr>
+            </w:pPr>
+          </w:p>
+        </w:tc>
+        <w:tc>
+          <w:tcPr>
+            <w:tcW w:w="2121" w:type="dxa"/>
+            <w:tcBorders>
+              <w:top w:val="nil"/>
+              <w:bottom w:val="single" w:sz="4" w:space="0" w:color="auto"/>
+            </w:tcBorders>
+            <w:vAlign w:val="center"/>
+          </w:tcPr>
+          <w:p>
+            <w:pPr>
+              <w:rPr>
+                <w:rFonts w:ascii="Arial" w:hAnsi="Arial" w:cs="Arial"/>
+                <w:noProof/>
+                <w:sz w:val="20"/>
+                <w:szCs w:val="20"/>
+              </w:rPr>
+            </w:pPr>
+          </w:p>
+        </w:tc>
+      </w:tr>
+      <w:tr>
+        <w:trPr>
+          <w:trHeight w:val="510"/>
+        </w:trPr>
+        <w:tc>
+          <w:tcPr>
+            <w:tcW w:w="3397" w:type="dxa"/>
+            <w:gridSpan w:val="2"/>
             <w:tcBorders>
               <w:top w:val="nil"/>
               <w:bottom w:val="single" w:sz="4" w:space="0" w:color="auto"/>
@@ -1534,6 +1863,61 @@
               </w:numPr>
               <w:rPr>
                 <w:rFonts w:ascii="Arial" w:hAnsi="Arial" w:cs="Arial"/>
+                <w:iCs/>
+                <w:noProof/>
+                <w:sz w:val="20"/>
+                <w:szCs w:val="20"/>
+              </w:rPr>
+            </w:pPr>
+            <w:r>
+              <w:rPr>
+                <w:rFonts w:ascii="Arial" w:hAnsi="Arial" w:cs="Arial"/>
+                <w:iCs/>
+                <w:noProof/>
+                <w:sz w:val="20"/>
+                <w:szCs w:val="20"/>
+              </w:rPr>
+              <w:t xml:space="preserve">le </w:t>
+            </w:r>
+            <w:r>
+              <w:rPr>
+                <w:rFonts w:ascii="Arial" w:hAnsi="Arial" w:cs="Arial"/>
+                <w:noProof/>
+                <w:sz w:val="20"/>
+                <w:szCs w:val="20"/>
+              </w:rPr>
+              <w:t xml:space="preserve">Gestionnaire </w:t>
+            </w:r>
+            <w:r>
+              <w:rPr>
+                <w:rFonts w:ascii="Arial" w:hAnsi="Arial" w:cs="Arial"/>
+                <w:iCs/>
+                <w:noProof/>
+                <w:sz w:val="20"/>
+                <w:szCs w:val="20"/>
+              </w:rPr>
+              <w:t>appuie sur le bouton enregistrer</w:t>
+            </w:r>
+          </w:p>
+        </w:tc>
+        <w:tc>
+          <w:tcPr>
+            <w:tcW w:w="3544" w:type="dxa"/>
+            <w:tcBorders>
+              <w:top w:val="nil"/>
+              <w:bottom w:val="single" w:sz="4" w:space="0" w:color="auto"/>
+            </w:tcBorders>
+            <w:vAlign w:val="center"/>
+          </w:tcPr>
+          <w:p>
+            <w:pPr>
+              <w:pStyle w:val="Paragraphedeliste"/>
+              <w:numPr>
+                <w:ilvl w:val="0"/>
+                <w:numId w:val="5"/>
+              </w:numPr>
+              <w:rPr>
+                <w:rFonts w:ascii="Arial" w:hAnsi="Arial" w:cs="Arial"/>
                 <w:noProof/>
                 <w:sz w:val="20"/>
                 <w:szCs w:val="20"/>
@@ -1672,73 +2056,6 @@
       </w:tr>
       <w:tr>
         <w:trPr>
-          <w:trHeight w:val="510"/>
-        </w:trPr>
-        <w:tc>
-          <w:tcPr>
-            <w:tcW w:w="3397" w:type="dxa"/>
-            <w:gridSpan w:val="2"/>
-            <w:tcBorders>
-              <w:top w:val="nil"/>
-              <w:bottom w:val="single" w:sz="4" w:space="0" w:color="auto"/>
-            </w:tcBorders>
-            <w:vAlign w:val="center"/>
-          </w:tcPr>
-          <w:p>
-            <w:pPr>
-              <w:rPr>
-                <w:rFonts w:ascii="Arial" w:hAnsi="Arial" w:cs="Arial"/>
-                <w:iCs/>
-                <w:noProof/>
-                <w:sz w:val="20"/>
-                <w:szCs w:val="20"/>
-              </w:rPr>
-            </w:pPr>
-          </w:p>
-        </w:tc>
-        <w:tc>
-          <w:tcPr>
-            <w:tcW w:w="3544" w:type="dxa"/>
-            <w:tcBorders>
-              <w:top w:val="nil"/>
-              <w:bottom w:val="single" w:sz="4" w:space="0" w:color="auto"/>
-            </w:tcBorders>
-            <w:vAlign w:val="center"/>
-          </w:tcPr>
-          <w:p>
-            <w:pPr>
-              <w:rPr>
-                <w:rFonts w:ascii="Arial" w:hAnsi="Arial" w:cs="Arial"/>
-                <w:noProof/>
-                <w:sz w:val="20"/>
-                <w:szCs w:val="20"/>
-              </w:rPr>
-            </w:pPr>
-          </w:p>
-        </w:tc>
-        <w:tc>
-          <w:tcPr>
-            <w:tcW w:w="2121" w:type="dxa"/>
-            <w:tcBorders>
-              <w:top w:val="nil"/>
-              <w:bottom w:val="single" w:sz="4" w:space="0" w:color="auto"/>
-            </w:tcBorders>
-            <w:vAlign w:val="center"/>
-          </w:tcPr>
-          <w:p>
-            <w:pPr>
-              <w:rPr>
-                <w:rFonts w:ascii="Arial" w:hAnsi="Arial" w:cs="Arial"/>
-                <w:noProof/>
-                <w:sz w:val="20"/>
-                <w:szCs w:val="20"/>
-              </w:rPr>
-            </w:pPr>
-          </w:p>
-        </w:tc>
-      </w:tr>
-      <w:tr>
-        <w:trPr>
           <w:trHeight w:val="366"/>
         </w:trPr>
         <w:tc>
@@ -1781,6 +2098,17 @@
                 <w:szCs w:val="20"/>
               </w:rPr>
               <w:t xml:space="preserve">alternatif 1 : </w:t>
+            </w:r>
+            <w:r>
+              <w:rPr>
+                <w:rFonts w:ascii="Arial" w:hAnsi="Arial" w:cs="Arial"/>
+                <w:b/>
+                <w:bCs/>
+                <w:noProof/>
+                <w:sz w:val="20"/>
+                <w:szCs w:val="20"/>
+              </w:rPr>
+              <w:t>filtrage du matériel à afficher</w:t>
             </w:r>
           </w:p>
         </w:tc>
@@ -1809,6 +2137,26 @@
                 <w:szCs w:val="20"/>
               </w:rPr>
             </w:pPr>
+            <w:r>
+              <w:rPr>
+                <w:rFonts w:ascii="Arial" w:hAnsi="Arial" w:cs="Arial"/>
+                <w:iCs/>
+                <w:noProof/>
+                <w:sz w:val="20"/>
+                <w:szCs w:val="20"/>
+              </w:rPr>
+              <w:t>4</w:t>
+            </w:r>
+            <w:r>
+              <w:rPr>
+                <w:rFonts w:ascii="Arial" w:hAnsi="Arial" w:cs="Arial"/>
+                <w:iCs/>
+                <w:noProof/>
+                <w:sz w:val="20"/>
+                <w:szCs w:val="20"/>
+              </w:rPr>
+              <w:t>a.1- le Gestionnaire applique des filtres</w:t>
+            </w:r>
           </w:p>
         </w:tc>
         <w:tc>
@@ -1829,6 +2177,15 @@
                 <w:szCs w:val="20"/>
               </w:rPr>
             </w:pPr>
+            <w:r>
+              <w:rPr>
+                <w:rFonts w:ascii="Arial" w:hAnsi="Arial" w:cs="Arial"/>
+                <w:noProof/>
+                <w:sz w:val="20"/>
+                <w:szCs w:val="20"/>
+              </w:rPr>
+              <w:t xml:space="preserve">4a.2- le Système affiche les matériels en fonction du filtre </w:t>
+            </w:r>
           </w:p>
         </w:tc>
         <w:tc>
@@ -1876,6 +2233,16 @@
                 <w:szCs w:val="20"/>
               </w:rPr>
             </w:pPr>
+            <w:r>
+              <w:rPr>
+                <w:rFonts w:ascii="Arial" w:hAnsi="Arial" w:cs="Arial"/>
+                <w:iCs/>
+                <w:noProof/>
+                <w:sz w:val="20"/>
+                <w:szCs w:val="20"/>
+              </w:rPr>
+              <w:t>Poursuivre étape 5</w:t>
+            </w:r>
           </w:p>
         </w:tc>
         <w:tc>
@@ -2302,6 +2669,17 @@
               </w:rPr>
               <w:t xml:space="preserve"> 1</w:t>
             </w:r>
+            <w:r>
+              <w:rPr>
+                <w:rFonts w:ascii="Arial" w:hAnsi="Arial" w:cs="Arial"/>
+                <w:b/>
+                <w:bCs/>
+                <w:noProof/>
+                <w:sz w:val="20"/>
+                <w:szCs w:val="20"/>
+              </w:rPr>
+              <w:t> : pb accès BDD</w:t>
+            </w:r>
           </w:p>
         </w:tc>
       </w:tr>
@@ -2349,6 +2727,15 @@
                 <w:szCs w:val="20"/>
               </w:rPr>
             </w:pPr>
+            <w:r>
+              <w:rPr>
+                <w:rFonts w:ascii="Arial" w:hAnsi="Arial" w:cs="Arial"/>
+                <w:noProof/>
+                <w:sz w:val="20"/>
+                <w:szCs w:val="20"/>
+              </w:rPr>
+              <w:t xml:space="preserve">7e.1- la BDD ne répond pas </w:t>
+            </w:r>
           </w:p>
         </w:tc>
         <w:tc>
@@ -2416,6 +2803,15 @@
                 <w:szCs w:val="20"/>
               </w:rPr>
             </w:pPr>
+            <w:r>
+              <w:rPr>
+                <w:rFonts w:ascii="Arial" w:hAnsi="Arial" w:cs="Arial"/>
+                <w:noProof/>
+                <w:sz w:val="20"/>
+                <w:szCs w:val="20"/>
+              </w:rPr>
+              <w:t>7e.2- afficher un message d’erreur</w:t>
+            </w:r>
           </w:p>
         </w:tc>
         <w:tc>
@@ -2483,6 +2879,17 @@
                 <w:szCs w:val="20"/>
               </w:rPr>
             </w:pPr>
+            <w:r>
+              <w:rPr>
+                <w:rFonts w:ascii="Arial" w:hAnsi="Arial" w:cs="Arial"/>
+                <w:noProof/>
+                <w:sz w:val="20"/>
+                <w:szCs w:val="20"/>
+              </w:rPr>
+              <w:t>Retour page Matériel</w:t>
+            </w:r>
+            <w:bookmarkStart w:id="0" w:name="_GoBack"/>
+            <w:bookmarkEnd w:id="0"/>
           </w:p>
         </w:tc>
         <w:tc>
